--- a/тестирование/Лабораторная работа 2/лабораторная_2.docx
+++ b/тестирование/Лабораторная работа 2/лабораторная_2.docx
@@ -75,25 +75,7 @@
           <w:color w:val="000000"/>
           <w:spacing w:val="100"/>
         </w:rPr>
-        <w:t>(НИУ «</w:t>
-      </w:r>
-      <w:proofErr w:type="spellStart"/>
-      <w:r>
-        <w:rPr>
-          <w:b/>
-          <w:color w:val="000000"/>
-          <w:spacing w:val="100"/>
-        </w:rPr>
-        <w:t>БелГУ</w:t>
-      </w:r>
-      <w:proofErr w:type="spellEnd"/>
-      <w:r>
-        <w:rPr>
-          <w:b/>
-          <w:color w:val="000000"/>
-          <w:spacing w:val="100"/>
-        </w:rPr>
-        <w:t>»)</w:t>
+        <w:t>(НИУ «БелГУ»)</w:t>
       </w:r>
     </w:p>
     <w:p>
@@ -320,7 +302,14 @@
           <w:sz w:val="28"/>
           <w:szCs w:val="28"/>
         </w:rPr>
-        <w:t xml:space="preserve">2 </w:t>
+        <w:t>3</w:t>
+      </w:r>
+      <w:r>
+        <w:rPr>
+          <w:sz w:val="28"/>
+          <w:szCs w:val="28"/>
+        </w:rPr>
+        <w:t xml:space="preserve"> </w:t>
       </w:r>
       <w:r>
         <w:rPr>
@@ -900,25 +889,7 @@
           <w:sz w:val="28"/>
           <w:szCs w:val="28"/>
         </w:rPr>
-        <w:t xml:space="preserve">План тестирования описывает объём, риски, сроки и ресурсы. Чек-лист перечисляет проверки, тест-кейс содержит условия, шаги и ожидаемый результат. Также создаются тестовые данные, </w:t>
-      </w:r>
-      <w:proofErr w:type="spellStart"/>
-      <w:r>
-        <w:rPr>
-          <w:color w:val="000000"/>
-          <w:sz w:val="28"/>
-          <w:szCs w:val="28"/>
-        </w:rPr>
-        <w:t>автотесты</w:t>
-      </w:r>
-      <w:proofErr w:type="spellEnd"/>
-      <w:r>
-        <w:rPr>
-          <w:color w:val="000000"/>
-          <w:sz w:val="28"/>
-          <w:szCs w:val="28"/>
-        </w:rPr>
-        <w:t>, отчёты о дефектах, матрица связей требований и проверок, отчёт о результатах тестирования.</w:t>
+        <w:t>План тестирования описывает объём, риски, сроки и ресурсы. Чек-лист перечисляет проверки, тест-кейс содержит условия, шаги и ожидаемый результат. Также создаются тестовые данные, автотесты, отчёты о дефектах, матрица связей требований и проверок, отчёт о результатах тестирования.</w:t>
       </w:r>
     </w:p>
     <w:p>
@@ -970,25 +941,7 @@
           <w:szCs w:val="28"/>
         </w:rPr>
         <w:lastRenderedPageBreak/>
-        <w:t xml:space="preserve">и права, выполняет логику, при необходимости обращается к базе данных и возвращает статус, заголовки и тело ответа. Клиент обрабатывает ответ и обновляет интерфейс. При входе сервер может выдать идентификатор сессии в </w:t>
-      </w:r>
-      <w:proofErr w:type="spellStart"/>
-      <w:r>
-        <w:rPr>
-          <w:color w:val="000000"/>
-          <w:sz w:val="28"/>
-          <w:szCs w:val="28"/>
-        </w:rPr>
-        <w:t>cookie</w:t>
-      </w:r>
-      <w:proofErr w:type="spellEnd"/>
-      <w:r>
-        <w:rPr>
-          <w:color w:val="000000"/>
-          <w:sz w:val="28"/>
-          <w:szCs w:val="28"/>
-        </w:rPr>
-        <w:t>.</w:t>
+        <w:t>и права, выполняет логику, при необходимости обращается к базе данных и возвращает статус, заголовки и тело ответа. Клиент обрабатывает ответ и обновляет интерфейс. При входе сервер может выдать идентификатор сессии в cookie.</w:t>
       </w:r>
     </w:p>
     <w:p>
@@ -1187,7 +1140,7 @@
             <v:path o:extrusionok="f" gradientshapeok="t" o:connecttype="rect"/>
             <o:lock v:ext="edit" aspectratio="t"/>
           </v:shapetype>
-          <v:shape id="Кейс 1" o:spid="_x0000_i1025" type="#_x0000_t75" alt="Форма входа в корпоративный портал" style="width:331.5pt;height:330pt;visibility:visible;mso-wrap-style:square">
+          <v:shape id="Кейс 1" o:spid="_x0000_i1025" type="#_x0000_t75" alt="Форма входа в корпоративный портал" style="width:331.05pt;height:330.3pt;visibility:visible;mso-wrap-style:square">
             <v:imagedata r:id="rId7" o:title="Форма входа в корпоративный портал"/>
           </v:shape>
         </w:pict>
@@ -1260,25 +1213,7 @@
           <w:sz w:val="28"/>
           <w:szCs w:val="28"/>
         </w:rPr>
-        <w:t xml:space="preserve">Тестовые данные для стенда: учётная запись D1 - </w:t>
-      </w:r>
-      <w:proofErr w:type="spellStart"/>
-      <w:r>
-        <w:rPr>
-          <w:color w:val="000000"/>
-          <w:sz w:val="28"/>
-          <w:szCs w:val="28"/>
-        </w:rPr>
-        <w:t>employee@example.test</w:t>
-      </w:r>
-      <w:proofErr w:type="spellEnd"/>
-      <w:r>
-        <w:rPr>
-          <w:color w:val="000000"/>
-          <w:sz w:val="28"/>
-          <w:szCs w:val="28"/>
-        </w:rPr>
-        <w:t>, пароль TestPass!26, статус активный. Неверный пароль - WrongPass!26. Это условные данные; перед выполнением D1 должна быть создана в тестовой корпоративной системе.</w:t>
+        <w:t>Тестовые данные для стенда: учётная запись D1 - employee@example.test, пароль TestPass!26, статус активный. Неверный пароль - WrongPass!26. Это условные данные; перед выполнением D1 должна быть создана в тестовой корпоративной системе.</w:t>
       </w:r>
     </w:p>
     <w:p>
@@ -1598,14 +1533,7 @@
                 <w:color w:val="000000"/>
                 <w:sz w:val="24"/>
               </w:rPr>
-              <w:t xml:space="preserve">Неизвестная учётная </w:t>
-            </w:r>
-            <w:r>
-              <w:rPr>
-                <w:color w:val="000000"/>
-                <w:sz w:val="24"/>
-              </w:rPr>
-              <w:t>запись не допускает вход.</w:t>
+              <w:t>Неизвестная учётная запись не допускает вход.</w:t>
             </w:r>
           </w:p>
         </w:tc>
@@ -1772,14 +1700,7 @@
                 <w:color w:val="000000"/>
                 <w:sz w:val="24"/>
               </w:rPr>
-              <w:t xml:space="preserve">Не </w:t>
-            </w:r>
-            <w:r>
-              <w:rPr>
-                <w:color w:val="000000"/>
-                <w:sz w:val="24"/>
-              </w:rPr>
-              <w:t>выполнено</w:t>
+              <w:t>Не выполнено</w:t>
             </w:r>
           </w:p>
         </w:tc>
@@ -1969,14 +1890,7 @@
                 <w:color w:val="000000"/>
                 <w:sz w:val="24"/>
               </w:rPr>
-              <w:t xml:space="preserve">Отправка по </w:t>
-            </w:r>
-            <w:r>
-              <w:rPr>
-                <w:color w:val="000000"/>
-                <w:sz w:val="24"/>
-              </w:rPr>
-              <w:t>Enter соответствует нажатию «Войти».</w:t>
+              <w:t>Отправка по Enter соответствует нажатию «Войти».</w:t>
             </w:r>
           </w:p>
         </w:tc>
@@ -2022,21 +1936,12 @@
             <w:tcW w:w="7000" w:type="dxa"/>
           </w:tcPr>
           <w:p>
-            <w:proofErr w:type="spellStart"/>
-            <w:r>
-              <w:rPr>
-                <w:color w:val="000000"/>
-                <w:sz w:val="24"/>
-              </w:rPr>
-              <w:t>Tab</w:t>
-            </w:r>
-            <w:proofErr w:type="spellEnd"/>
-            <w:r>
-              <w:rPr>
-                <w:color w:val="000000"/>
-                <w:sz w:val="24"/>
-              </w:rPr>
-              <w:t xml:space="preserve"> проходит по элементам в логичном порядке, фокус виден.</w:t>
+            <w:r>
+              <w:rPr>
+                <w:color w:val="000000"/>
+                <w:sz w:val="24"/>
+              </w:rPr>
+              <w:t>Tab проходит по элементам в логичном порядке, фокус виден.</w:t>
             </w:r>
           </w:p>
         </w:tc>
@@ -2138,14 +2043,7 @@
                 <w:color w:val="000000"/>
                 <w:sz w:val="24"/>
               </w:rPr>
-              <w:t>После выхода защищённая страница с</w:t>
-            </w:r>
-            <w:r>
-              <w:rPr>
-                <w:color w:val="000000"/>
-                <w:sz w:val="24"/>
-              </w:rPr>
-              <w:t>нова требует авторизацию.</w:t>
+              <w:t>После выхода защищённая страница снова требует авторизацию.</w:t>
             </w:r>
           </w:p>
         </w:tc>
@@ -2605,14 +2503,7 @@
                 <w:color w:val="000000"/>
                 <w:sz w:val="24"/>
               </w:rPr>
-              <w:t xml:space="preserve">Открыт </w:t>
-            </w:r>
-            <w:r>
-              <w:rPr>
-                <w:color w:val="000000"/>
-                <w:sz w:val="24"/>
-              </w:rPr>
-              <w:t>портал под D1. Создана сессия; защищённая страница доступна. Ошибки входа нет.</w:t>
+              <w:t>Открыт портал под D1. Создана сессия; защищённая страница доступна. Ошибки входа нет.</w:t>
             </w:r>
           </w:p>
         </w:tc>
@@ -2737,14 +2628,7 @@
                 <w:color w:val="000000"/>
                 <w:sz w:val="24"/>
               </w:rPr>
-              <w:t xml:space="preserve">2. Ввести </w:t>
-            </w:r>
-            <w:r>
-              <w:rPr>
-                <w:color w:val="000000"/>
-                <w:sz w:val="24"/>
-              </w:rPr>
-              <w:t>WrongPass!26.</w:t>
+              <w:t>2. Ввести WrongPass!26.</w:t>
             </w:r>
           </w:p>
           <w:p>
@@ -2869,14 +2753,7 @@
                 <w:color w:val="000000"/>
                 <w:sz w:val="24"/>
               </w:rPr>
-              <w:t>Поле почты пустое. Парол</w:t>
-            </w:r>
-            <w:r>
-              <w:rPr>
-                <w:color w:val="000000"/>
-                <w:sz w:val="24"/>
-              </w:rPr>
-              <w:t>ь не введён.</w:t>
+              <w:t>Поле почты пустое. Пароль не введён.</w:t>
             </w:r>
           </w:p>
         </w:tc>
@@ -3098,14 +2975,7 @@
                 <w:color w:val="000000"/>
                 <w:sz w:val="24"/>
               </w:rPr>
-              <w:t xml:space="preserve">Не </w:t>
-            </w:r>
-            <w:r>
-              <w:rPr>
-                <w:color w:val="000000"/>
-                <w:sz w:val="24"/>
-              </w:rPr>
-              <w:t>выполнен</w:t>
+              <w:t>Не выполнен</w:t>
             </w:r>
           </w:p>
         </w:tc>
@@ -3225,14 +3095,7 @@
                 <w:color w:val="000000"/>
                 <w:sz w:val="24"/>
               </w:rPr>
-              <w:t xml:space="preserve">После шага 1 символы скрыты, после шага 2 виден TestPass!26, после </w:t>
-            </w:r>
-            <w:r>
-              <w:rPr>
-                <w:color w:val="000000"/>
-                <w:sz w:val="24"/>
-              </w:rPr>
-              <w:t>шага 3 снова скрыты. Значение не изменилось, сессия не создана.</w:t>
+              <w:t>После шага 1 символы скрыты, после шага 2 виден TestPass!26, после шага 3 снова скрыты. Значение не изменилось, сессия не создана.</w:t>
             </w:r>
           </w:p>
         </w:tc>
